--- a/TranscriptAnalysis/results_youtube/correlation_conventional/XRsJRqipSx8/XRsJRqipSx8_correlation_topics_n0_p15_m6.docx
+++ b/TranscriptAnalysis/results_youtube/correlation_conventional/XRsJRqipSx8/XRsJRqipSx8_correlation_topics_n0_p15_m6.docx
@@ -207,6 +207,23 @@
       </w:r>
     </w:p>
     <w:p>
+      <w:r>
+        <w:rPr>
+          <w:b/>
+        </w:rPr>
+        <w:t>Correlated (true): 5 (29.4%)</w:t>
+      </w:r>
+      <w:r>
+        <w:br/>
+      </w:r>
+      <w:r>
+        <w:rPr>
+          <w:b/>
+        </w:rPr>
+        <w:t>Score &gt;= 60: 5 (29.4%)</w:t>
+      </w:r>
+    </w:p>
+    <w:p>
       <w:pPr>
         <w:pStyle w:val="Heading3"/>
       </w:pPr>
@@ -214,226 +231,230 @@
         <w:t>Top 5 Correlated Comments:</w:t>
       </w:r>
     </w:p>
-    <w:tbl>
-      <w:tblPr>
-        <w:tblStyle w:val="TableGrid"/>
-        <w:tblW w:type="auto" w:w="0"/>
-        <w:tblLayout w:type="autofit"/>
-        <w:tblLook w:firstColumn="1" w:firstRow="1" w:lastColumn="0" w:lastRow="0" w:noHBand="0" w:noVBand="1" w:val="04A0"/>
-      </w:tblPr>
-      <w:tblGrid>
-        <w:gridCol w:w="2880"/>
-        <w:gridCol w:w="2880"/>
-        <w:gridCol w:w="2880"/>
-      </w:tblGrid>
-      <w:tr>
-        <w:tc>
-          <w:tcPr>
-            <w:tcW w:type="dxa" w:w="2880"/>
-          </w:tcPr>
-          <w:p>
-            <w:r>
-              <w:t>Score</w:t>
-            </w:r>
-          </w:p>
-        </w:tc>
-        <w:tc>
-          <w:tcPr>
-            <w:tcW w:type="dxa" w:w="2880"/>
-          </w:tcPr>
-          <w:p>
-            <w:r>
-              <w:t>Comment</w:t>
-            </w:r>
-          </w:p>
-        </w:tc>
-        <w:tc>
-          <w:tcPr>
-            <w:tcW w:type="dxa" w:w="2880"/>
-          </w:tcPr>
-          <w:p>
-            <w:r>
-              <w:t>Reason</w:t>
-            </w:r>
-          </w:p>
-        </w:tc>
-      </w:tr>
-      <w:tr>
-        <w:tc>
-          <w:tcPr>
-            <w:tcW w:type="dxa" w:w="2880"/>
-          </w:tcPr>
-          <w:p>
-            <w:r>
-              <w:t>90</w:t>
-            </w:r>
-          </w:p>
-        </w:tc>
-        <w:tc>
-          <w:tcPr>
-            <w:tcW w:type="dxa" w:w="2880"/>
-          </w:tcPr>
-          <w:p>
-            <w:r>
-              <w:t>I agree here. Stabilize it with the proper resistor network so through impedance stays up constant as it can</w:t>
-              <w:br/>
-              <w:br/>
-              <w:t>[Source](https://www.youtube.com/watch?v=XRsJRqipSx8)</w:t>
-            </w:r>
-          </w:p>
-        </w:tc>
-        <w:tc>
-          <w:tcPr>
-            <w:tcW w:type="dxa" w:w="2880"/>
-          </w:tcPr>
-          <w:p>
-            <w:r>
-              <w:t>The comment directly discusses the same issue (impedance) and solution (stabilizing with resistor network) mentioned in the topic. The mention of 'stays up constant' also matches the phrase 'impedance stays up constant' in the topic description.</w:t>
-            </w:r>
-          </w:p>
-        </w:tc>
-      </w:tr>
-      <w:tr>
-        <w:tc>
-          <w:tcPr>
-            <w:tcW w:type="dxa" w:w="2880"/>
-          </w:tcPr>
-          <w:p>
-            <w:r>
-              <w:t>80</w:t>
-            </w:r>
-          </w:p>
-        </w:tc>
-        <w:tc>
-          <w:tcPr>
-            <w:tcW w:type="dxa" w:w="2880"/>
-          </w:tcPr>
-          <w:p>
-            <w:r>
-              <w:t>Why isnt zobel network included in speakers? Since we would expect a flat impedance curve visible to the outside.</w:t>
-              <w:br/>
-              <w:br/>
-              <w:t>[Source](https://www.youtube.com/watch?v=XRsJRqipSx8)</w:t>
-            </w:r>
-          </w:p>
-        </w:tc>
-        <w:tc>
-          <w:tcPr>
-            <w:tcW w:type="dxa" w:w="2880"/>
-          </w:tcPr>
-          <w:p>
-            <w:r>
-              <w:t>The comment mentions 'impedance' which is directly related to the topic title and description. The mention of a 'flat impedance curve' also shows an understanding of the concept described in the topic, which reinforces the correlation.</w:t>
-            </w:r>
-          </w:p>
-        </w:tc>
-      </w:tr>
-      <w:tr>
-        <w:tc>
-          <w:tcPr>
-            <w:tcW w:type="dxa" w:w="2880"/>
-          </w:tcPr>
-          <w:p>
-            <w:r>
-              <w:t>80</w:t>
-            </w:r>
-          </w:p>
-        </w:tc>
-        <w:tc>
-          <w:tcPr>
-            <w:tcW w:type="dxa" w:w="2880"/>
-          </w:tcPr>
-          <w:p>
-            <w:r>
-              <w:t>You don't need a zobel network necessarily you need a resistor network to stabilise it's impedance so it doesn't drop too low. So it gives you a steady impedance across the speaker range whatever that is. you want it to be. You need to use non-inductive resistance metal film. There's no loss of information if it's done correctly. It's got nothing to do with distortion from your amplifier increase damping factor there's a better load for the amplifier yes reduces  distortion further if you're driving it hard. something wrong if you're hearing distortion what you're saying that's more of a power issue</w:t>
-              <w:br/>
-              <w:br/>
-              <w:t>[Source](https://www.youtube.com/watch?v=XRsJRqipSx8)</w:t>
-            </w:r>
-          </w:p>
-        </w:tc>
-        <w:tc>
-          <w:tcPr>
-            <w:tcW w:type="dxa" w:w="2880"/>
-          </w:tcPr>
-          <w:p>
-            <w:r>
-              <w:t>The comment directly discusses the concept of impedance and its stabilization in a speaker range, aligning with the topic's description about impedance occurring. The commenter provides specific details on resistor networks, non-inductive resistance, and damping factors, which strongly relate to the topic.</w:t>
-            </w:r>
-          </w:p>
-        </w:tc>
-      </w:tr>
-      <w:tr>
-        <w:tc>
-          <w:tcPr>
-            <w:tcW w:type="dxa" w:w="2880"/>
-          </w:tcPr>
-          <w:p>
-            <w:r>
-              <w:t>80</w:t>
-            </w:r>
-          </w:p>
-        </w:tc>
-        <w:tc>
-          <w:tcPr>
-            <w:tcW w:type="dxa" w:w="2880"/>
-          </w:tcPr>
-          <w:p>
-            <w:r>
-              <w:t>Makes sense, a Zobel is a milder device than an extra order for the crossover.</w:t>
-              <w:br/>
-              <w:br/>
-              <w:t>[Source](https://www.youtube.com/watch?v=XRsJRqipSx8)</w:t>
-            </w:r>
-          </w:p>
-        </w:tc>
-        <w:tc>
-          <w:tcPr>
-            <w:tcW w:type="dxa" w:w="2880"/>
-          </w:tcPr>
-          <w:p>
-            <w:r>
-              <w:t>The comment mentions 'Zobel', which is related to impedance, and implies understanding of the concept ('Makes sense'), showing strong correlation with the topic's description of 'impedance occurs' in a specific context.</w:t>
-            </w:r>
-          </w:p>
-        </w:tc>
-      </w:tr>
-      <w:tr>
-        <w:tc>
-          <w:tcPr>
-            <w:tcW w:type="dxa" w:w="2880"/>
-          </w:tcPr>
-          <w:p>
-            <w:r>
-              <w:t>80</w:t>
-            </w:r>
-          </w:p>
-        </w:tc>
-        <w:tc>
-          <w:tcPr>
-            <w:tcW w:type="dxa" w:w="2880"/>
-          </w:tcPr>
-          <w:p>
-            <w:r>
-              <w:t xml:space="preserve"> @labalo5  yeah you don't want it dropping so find its  lowest point and make an average</w:t>
-              <w:br/>
-              <w:br/>
-              <w:t>[Source](https://www.youtube.com/watch?v=XRsJRqipSx8)</w:t>
-            </w:r>
-          </w:p>
-        </w:tc>
-        <w:tc>
-          <w:tcPr>
-            <w:tcW w:type="dxa" w:w="2880"/>
-          </w:tcPr>
-          <w:p>
-            <w:r>
-              <w:t>The comment directly discusses the same concept of impedance 'dropping' and finding its lowest point, which is closely related to the topic description mentioning the issue of impedance occurring in a specific region.</w:t>
-            </w:r>
-          </w:p>
-        </w:tc>
-      </w:tr>
-    </w:tbl>
+    <w:p>
+      <w:r>
+        <w:rPr>
+          <w:b/>
+        </w:rPr>
+        <w:t xml:space="preserve">Score: </w:t>
+      </w:r>
+      <w:r>
+        <w:t>90</w:t>
+      </w:r>
+    </w:p>
+    <w:p>
+      <w:r>
+        <w:rPr>
+          <w:b/>
+        </w:rPr>
+        <w:t xml:space="preserve">Comment: </w:t>
+      </w:r>
+      <w:r>
+        <w:t>I agree here. Stabilize it with the proper resistor network so through impedance stays up constant as it can</w:t>
+      </w:r>
+    </w:p>
+    <w:p>
+      <w:r>
+        <w:rPr>
+          <w:b/>
+        </w:rPr>
+        <w:t xml:space="preserve">Reason: </w:t>
+      </w:r>
+      <w:r>
+        <w:t>The comment directly discusses the same issue (impedance) and solution (stabilizing with resistor network) mentioned in the topic. The mention of 'stays up constant' also matches the phrase 'impedance stays up constant' in the topic description.</w:t>
+      </w:r>
+    </w:p>
+    <w:p>
+      <w:r>
+        <w:rPr>
+          <w:b/>
+        </w:rPr>
+        <w:t xml:space="preserve">Source: </w:t>
+      </w:r>
+      <w:r>
+        <w:t>https://www.youtube.com/watch?v=XRsJRqipSx8</w:t>
+      </w:r>
+    </w:p>
+    <w:p/>
+    <w:p>
+      <w:r>
+        <w:rPr>
+          <w:b/>
+        </w:rPr>
+        <w:t xml:space="preserve">Score: </w:t>
+      </w:r>
+      <w:r>
+        <w:t>80</w:t>
+      </w:r>
+    </w:p>
+    <w:p>
+      <w:r>
+        <w:rPr>
+          <w:b/>
+        </w:rPr>
+        <w:t xml:space="preserve">Comment: </w:t>
+      </w:r>
+      <w:r>
+        <w:t>Why isnt zobel network included in speakers? Since we would expect a flat impedance curve visible to the outside.</w:t>
+      </w:r>
+    </w:p>
+    <w:p>
+      <w:r>
+        <w:rPr>
+          <w:b/>
+        </w:rPr>
+        <w:t xml:space="preserve">Reason: </w:t>
+      </w:r>
+      <w:r>
+        <w:t>The comment mentions 'impedance' which is directly related to the topic title and description. The mention of a 'flat impedance curve' also shows an understanding of the concept described in the topic, which reinforces the correlation.</w:t>
+      </w:r>
+    </w:p>
+    <w:p>
+      <w:r>
+        <w:rPr>
+          <w:b/>
+        </w:rPr>
+        <w:t xml:space="preserve">Source: </w:t>
+      </w:r>
+      <w:r>
+        <w:t>https://www.youtube.com/watch?v=XRsJRqipSx8</w:t>
+      </w:r>
+    </w:p>
+    <w:p/>
+    <w:p>
+      <w:r>
+        <w:rPr>
+          <w:b/>
+        </w:rPr>
+        <w:t xml:space="preserve">Score: </w:t>
+      </w:r>
+      <w:r>
+        <w:t>80</w:t>
+      </w:r>
+    </w:p>
+    <w:p>
+      <w:r>
+        <w:rPr>
+          <w:b/>
+        </w:rPr>
+        <w:t xml:space="preserve">Comment: </w:t>
+      </w:r>
+      <w:r>
+        <w:t>You don't need a zobel network necessarily you need a resistor network to stabilise it's impedance so it doesn't drop too low. So it gives you a steady impedance across the speaker range whatever that is. you want it to be. You need to use non-inductive resistance metal film. There's no loss of information if it's done correctly. It's got nothing to do with distortion from your amplifier increase damping factor there's a better load for the amplifier yes reduces  distortion further if you're driving it hard. something wrong if you're hearing distortion what you're saying that's more of a power issue</w:t>
+      </w:r>
+    </w:p>
+    <w:p>
+      <w:r>
+        <w:rPr>
+          <w:b/>
+        </w:rPr>
+        <w:t xml:space="preserve">Reason: </w:t>
+      </w:r>
+      <w:r>
+        <w:t>The comment directly discusses the concept of impedance and its stabilization in a speaker range, aligning with the topic's description about impedance occurring. The commenter provides specific details on resistor networks, non-inductive resistance, and damping factors, which strongly relate to the topic.</w:t>
+      </w:r>
+    </w:p>
+    <w:p>
+      <w:r>
+        <w:rPr>
+          <w:b/>
+        </w:rPr>
+        <w:t xml:space="preserve">Source: </w:t>
+      </w:r>
+      <w:r>
+        <w:t>https://www.youtube.com/watch?v=XRsJRqipSx8</w:t>
+      </w:r>
+    </w:p>
+    <w:p/>
+    <w:p>
+      <w:r>
+        <w:rPr>
+          <w:b/>
+        </w:rPr>
+        <w:t xml:space="preserve">Score: </w:t>
+      </w:r>
+      <w:r>
+        <w:t>80</w:t>
+      </w:r>
+    </w:p>
+    <w:p>
+      <w:r>
+        <w:rPr>
+          <w:b/>
+        </w:rPr>
+        <w:t xml:space="preserve">Comment: </w:t>
+      </w:r>
+      <w:r>
+        <w:t>Makes sense, a Zobel is a milder device than an extra order for the crossover.</w:t>
+      </w:r>
+    </w:p>
+    <w:p>
+      <w:r>
+        <w:rPr>
+          <w:b/>
+        </w:rPr>
+        <w:t xml:space="preserve">Reason: </w:t>
+      </w:r>
+      <w:r>
+        <w:t>The comment mentions 'Zobel', which is related to impedance, and implies understanding of the concept ('Makes sense'), showing strong correlation with the topic's description of 'impedance occurs' in a specific context.</w:t>
+      </w:r>
+    </w:p>
+    <w:p>
+      <w:r>
+        <w:rPr>
+          <w:b/>
+        </w:rPr>
+        <w:t xml:space="preserve">Source: </w:t>
+      </w:r>
+      <w:r>
+        <w:t>https://www.youtube.com/watch?v=XRsJRqipSx8</w:t>
+      </w:r>
+    </w:p>
+    <w:p/>
+    <w:p>
+      <w:r>
+        <w:rPr>
+          <w:b/>
+        </w:rPr>
+        <w:t xml:space="preserve">Score: </w:t>
+      </w:r>
+      <w:r>
+        <w:t>80</w:t>
+      </w:r>
+    </w:p>
+    <w:p>
+      <w:r>
+        <w:rPr>
+          <w:b/>
+        </w:rPr>
+        <w:t xml:space="preserve">Comment: </w:t>
+      </w:r>
+      <w:r>
+        <w:t>@labalo5  yeah you don't want it dropping so find its  lowest point and make an average</w:t>
+      </w:r>
+    </w:p>
+    <w:p>
+      <w:r>
+        <w:rPr>
+          <w:b/>
+        </w:rPr>
+        <w:t xml:space="preserve">Reason: </w:t>
+      </w:r>
+      <w:r>
+        <w:t>The comment directly discusses the same concept of impedance 'dropping' and finding its lowest point, which is closely related to the topic description mentioning the issue of impedance occurring in a specific region.</w:t>
+      </w:r>
+    </w:p>
+    <w:p>
+      <w:r>
+        <w:rPr>
+          <w:b/>
+        </w:rPr>
+        <w:t xml:space="preserve">Source: </w:t>
+      </w:r>
+      <w:r>
+        <w:t>https://www.youtube.com/watch?v=XRsJRqipSx8</w:t>
+      </w:r>
+    </w:p>
     <w:p/>
     <w:p>
       <w:pPr>
@@ -589,6 +610,23 @@
       </w:r>
     </w:p>
     <w:p>
+      <w:r>
+        <w:rPr>
+          <w:b/>
+        </w:rPr>
+        <w:t>Correlated (true): 6 (35.3%)</w:t>
+      </w:r>
+      <w:r>
+        <w:br/>
+      </w:r>
+      <w:r>
+        <w:rPr>
+          <w:b/>
+        </w:rPr>
+        <w:t>Score &gt;= 60: 6 (35.3%)</w:t>
+      </w:r>
+    </w:p>
+    <w:p>
       <w:pPr>
         <w:pStyle w:val="Heading3"/>
       </w:pPr>
@@ -596,226 +634,230 @@
         <w:t>Top 5 Correlated Comments:</w:t>
       </w:r>
     </w:p>
-    <w:tbl>
-      <w:tblPr>
-        <w:tblStyle w:val="TableGrid"/>
-        <w:tblW w:type="auto" w:w="0"/>
-        <w:tblLayout w:type="autofit"/>
-        <w:tblLook w:firstColumn="1" w:firstRow="1" w:lastColumn="0" w:lastRow="0" w:noHBand="0" w:noVBand="1" w:val="04A0"/>
-      </w:tblPr>
-      <w:tblGrid>
-        <w:gridCol w:w="2880"/>
-        <w:gridCol w:w="2880"/>
-        <w:gridCol w:w="2880"/>
-      </w:tblGrid>
-      <w:tr>
-        <w:tc>
-          <w:tcPr>
-            <w:tcW w:type="dxa" w:w="2880"/>
-          </w:tcPr>
-          <w:p>
-            <w:r>
-              <w:t>Score</w:t>
-            </w:r>
-          </w:p>
-        </w:tc>
-        <w:tc>
-          <w:tcPr>
-            <w:tcW w:type="dxa" w:w="2880"/>
-          </w:tcPr>
-          <w:p>
-            <w:r>
-              <w:t>Comment</w:t>
-            </w:r>
-          </w:p>
-        </w:tc>
-        <w:tc>
-          <w:tcPr>
-            <w:tcW w:type="dxa" w:w="2880"/>
-          </w:tcPr>
-          <w:p>
-            <w:r>
-              <w:t>Reason</w:t>
-            </w:r>
-          </w:p>
-        </w:tc>
-      </w:tr>
-      <w:tr>
-        <w:tc>
-          <w:tcPr>
-            <w:tcW w:type="dxa" w:w="2880"/>
-          </w:tcPr>
-          <w:p>
-            <w:r>
-              <w:t>85</w:t>
-            </w:r>
-          </w:p>
-        </w:tc>
-        <w:tc>
-          <w:tcPr>
-            <w:tcW w:type="dxa" w:w="2880"/>
-          </w:tcPr>
-          <w:p>
-            <w:r>
-              <w:t>You don't need a zobel network necessarily you need a resistor network to stabilise it's impedance so it doesn't drop too low. So it gives you a steady impedance across the speaker range whatever that is. you want it to be. You need to use non-inductive resistance metal film. There's no loss of information if it's done correctly. It's got nothing to do with distortion from your amplifier increase damping factor there's a better load for the amplifier yes reduces  distortion further if you're driving it hard. something wrong if you're hearing distortion what you're saying that's more of a power issue</w:t>
-              <w:br/>
-              <w:br/>
-              <w:t>[Source](https://www.youtube.com/watch?v=XRsJRqipSx8)</w:t>
-            </w:r>
-          </w:p>
-        </w:tc>
-        <w:tc>
-          <w:tcPr>
-            <w:tcW w:type="dxa" w:w="2880"/>
-          </w:tcPr>
-          <w:p>
-            <w:r>
-              <w:t>The comment discusses the same concepts as the topic (taming unruliness of impedance), mentions specific solutions (resistor network, non-inductive resistance metal film) and parameters (damping factor, distortion) that align with the description's concerns about amplifier distortion.</w:t>
-            </w:r>
-          </w:p>
-        </w:tc>
-      </w:tr>
-      <w:tr>
-        <w:tc>
-          <w:tcPr>
-            <w:tcW w:type="dxa" w:w="2880"/>
-          </w:tcPr>
-          <w:p>
-            <w:r>
-              <w:t>85</w:t>
-            </w:r>
-          </w:p>
-        </w:tc>
-        <w:tc>
-          <w:tcPr>
-            <w:tcW w:type="dxa" w:w="2880"/>
-          </w:tcPr>
-          <w:p>
-            <w:r>
-              <w:t>Makes sense, a Zobel is a milder device than an extra order for the crossover.</w:t>
-              <w:br/>
-              <w:br/>
-              <w:t>[Source](https://www.youtube.com/watch?v=XRsJRqipSx8)</w:t>
-            </w:r>
-          </w:p>
-        </w:tc>
-        <w:tc>
-          <w:tcPr>
-            <w:tcW w:type="dxa" w:w="2880"/>
-          </w:tcPr>
-          <w:p>
-            <w:r>
-              <w:t>The comment specifically mentions a Zobel, which is a device that mitigates distortion, matching the topic's description of taming unruliness caused by amplifier distortion.</w:t>
-            </w:r>
-          </w:p>
-        </w:tc>
-      </w:tr>
-      <w:tr>
-        <w:tc>
-          <w:tcPr>
-            <w:tcW w:type="dxa" w:w="2880"/>
-          </w:tcPr>
-          <w:p>
-            <w:r>
-              <w:t>80</w:t>
-            </w:r>
-          </w:p>
-        </w:tc>
-        <w:tc>
-          <w:tcPr>
-            <w:tcW w:type="dxa" w:w="2880"/>
-          </w:tcPr>
-          <w:p>
-            <w:r>
-              <w:t>I agree here. Stabilize it with the proper resistor network so through impedance stays up constant as it can</w:t>
-              <w:br/>
-              <w:br/>
-              <w:t>[Source](https://www.youtube.com/watch?v=XRsJRqipSx8)</w:t>
-            </w:r>
-          </w:p>
-        </w:tc>
-        <w:tc>
-          <w:tcPr>
-            <w:tcW w:type="dxa" w:w="2880"/>
-          </w:tcPr>
-          <w:p>
-            <w:r>
-              <w:t>The comment directly discusses the same concept of 'taming unruliness' mentioned in the topic, specifically referencing the proper resistor network to stabilize it and maintain constant impedance, which is a step-by-step solution related to the topic's description about mitigating distortion.</w:t>
-            </w:r>
-          </w:p>
-        </w:tc>
-      </w:tr>
-      <w:tr>
-        <w:tc>
-          <w:tcPr>
-            <w:tcW w:type="dxa" w:w="2880"/>
-          </w:tcPr>
-          <w:p>
-            <w:r>
-              <w:t>80</w:t>
-            </w:r>
-          </w:p>
-        </w:tc>
-        <w:tc>
-          <w:tcPr>
-            <w:tcW w:type="dxa" w:w="2880"/>
-          </w:tcPr>
-          <w:p>
-            <w:r>
-              <w:t>Why isnt zobel network included in speakers? Since we would expect a flat impedance curve visible to the outside.</w:t>
-              <w:br/>
-              <w:br/>
-              <w:t>[Source](https://www.youtube.com/watch?v=XRsJRqipSx8)</w:t>
-            </w:r>
-          </w:p>
-        </w:tc>
-        <w:tc>
-          <w:tcPr>
-            <w:tcW w:type="dxa" w:w="2880"/>
-          </w:tcPr>
-          <w:p>
-            <w:r>
-              <w:t>The comment mentions 'unruliness' which is a key concept in the topic title. Additionally, it discusses impedance curves and distortion, which are mentioned in the topic description as parameters to be mitigated by taming unruliness.</w:t>
-            </w:r>
-          </w:p>
-        </w:tc>
-      </w:tr>
-      <w:tr>
-        <w:tc>
-          <w:tcPr>
-            <w:tcW w:type="dxa" w:w="2880"/>
-          </w:tcPr>
-          <w:p>
-            <w:r>
-              <w:t>80</w:t>
-            </w:r>
-          </w:p>
-        </w:tc>
-        <w:tc>
-          <w:tcPr>
-            <w:tcW w:type="dxa" w:w="2880"/>
-          </w:tcPr>
-          <w:p>
-            <w:r>
-              <w:t>For my 2-way Lancelot speaker, I compared a 2nd order filter with a 1st order + Zobel for the Altec 414. Both yielded nearly the same freq. response. However, whereas with the 2nd order crossover the sound signature of the capacitor was clearly audible, with the Zobel setup that effect was not directly noticeable which surprised me.</w:t>
-              <w:br/>
-              <w:br/>
-              <w:t>[Source](https://www.youtube.com/watch?v=XRsJRqipSx8)</w:t>
-            </w:r>
-          </w:p>
-        </w:tc>
-        <w:tc>
-          <w:tcPr>
-            <w:tcW w:type="dxa" w:w="2880"/>
-          </w:tcPr>
-          <w:p>
-            <w:r>
-              <w:t>The comment mentions specific audio equipment (Lancelot speaker, Altec 414) and techniques (2nd order filter, 1st order + Zobel crossover) that are related to the topic 'Taming Unruliness', which suggests mitigating distortion in amplifier output. The comment's discussion of frequency response and sound signature also aligns with the topic's focus on controlling unruly audio behavior.</w:t>
-            </w:r>
-          </w:p>
-        </w:tc>
-      </w:tr>
-    </w:tbl>
+    <w:p>
+      <w:r>
+        <w:rPr>
+          <w:b/>
+        </w:rPr>
+        <w:t xml:space="preserve">Score: </w:t>
+      </w:r>
+      <w:r>
+        <w:t>85</w:t>
+      </w:r>
+    </w:p>
+    <w:p>
+      <w:r>
+        <w:rPr>
+          <w:b/>
+        </w:rPr>
+        <w:t xml:space="preserve">Comment: </w:t>
+      </w:r>
+      <w:r>
+        <w:t>You don't need a zobel network necessarily you need a resistor network to stabilise it's impedance so it doesn't drop too low. So it gives you a steady impedance across the speaker range whatever that is. you want it to be. You need to use non-inductive resistance metal film. There's no loss of information if it's done correctly. It's got nothing to do with distortion from your amplifier increase damping factor there's a better load for the amplifier yes reduces  distortion further if you're driving it hard. something wrong if you're hearing distortion what you're saying that's more of a power issue</w:t>
+      </w:r>
+    </w:p>
+    <w:p>
+      <w:r>
+        <w:rPr>
+          <w:b/>
+        </w:rPr>
+        <w:t xml:space="preserve">Reason: </w:t>
+      </w:r>
+      <w:r>
+        <w:t>The comment discusses the same concepts as the topic (taming unruliness of impedance), mentions specific solutions (resistor network, non-inductive resistance metal film) and parameters (damping factor, distortion) that align with the description's concerns about amplifier distortion.</w:t>
+      </w:r>
+    </w:p>
+    <w:p>
+      <w:r>
+        <w:rPr>
+          <w:b/>
+        </w:rPr>
+        <w:t xml:space="preserve">Source: </w:t>
+      </w:r>
+      <w:r>
+        <w:t>https://www.youtube.com/watch?v=XRsJRqipSx8</w:t>
+      </w:r>
+    </w:p>
+    <w:p/>
+    <w:p>
+      <w:r>
+        <w:rPr>
+          <w:b/>
+        </w:rPr>
+        <w:t xml:space="preserve">Score: </w:t>
+      </w:r>
+      <w:r>
+        <w:t>85</w:t>
+      </w:r>
+    </w:p>
+    <w:p>
+      <w:r>
+        <w:rPr>
+          <w:b/>
+        </w:rPr>
+        <w:t xml:space="preserve">Comment: </w:t>
+      </w:r>
+      <w:r>
+        <w:t>Makes sense, a Zobel is a milder device than an extra order for the crossover.</w:t>
+      </w:r>
+    </w:p>
+    <w:p>
+      <w:r>
+        <w:rPr>
+          <w:b/>
+        </w:rPr>
+        <w:t xml:space="preserve">Reason: </w:t>
+      </w:r>
+      <w:r>
+        <w:t>The comment specifically mentions a Zobel, which is a device that mitigates distortion, matching the topic's description of taming unruliness caused by amplifier distortion.</w:t>
+      </w:r>
+    </w:p>
+    <w:p>
+      <w:r>
+        <w:rPr>
+          <w:b/>
+        </w:rPr>
+        <w:t xml:space="preserve">Source: </w:t>
+      </w:r>
+      <w:r>
+        <w:t>https://www.youtube.com/watch?v=XRsJRqipSx8</w:t>
+      </w:r>
+    </w:p>
+    <w:p/>
+    <w:p>
+      <w:r>
+        <w:rPr>
+          <w:b/>
+        </w:rPr>
+        <w:t xml:space="preserve">Score: </w:t>
+      </w:r>
+      <w:r>
+        <w:t>80</w:t>
+      </w:r>
+    </w:p>
+    <w:p>
+      <w:r>
+        <w:rPr>
+          <w:b/>
+        </w:rPr>
+        <w:t xml:space="preserve">Comment: </w:t>
+      </w:r>
+      <w:r>
+        <w:t>I agree here. Stabilize it with the proper resistor network so through impedance stays up constant as it can</w:t>
+      </w:r>
+    </w:p>
+    <w:p>
+      <w:r>
+        <w:rPr>
+          <w:b/>
+        </w:rPr>
+        <w:t xml:space="preserve">Reason: </w:t>
+      </w:r>
+      <w:r>
+        <w:t>The comment directly discusses the same concept of 'taming unruliness' mentioned in the topic, specifically referencing the proper resistor network to stabilize it and maintain constant impedance, which is a step-by-step solution related to the topic's description about mitigating distortion.</w:t>
+      </w:r>
+    </w:p>
+    <w:p>
+      <w:r>
+        <w:rPr>
+          <w:b/>
+        </w:rPr>
+        <w:t xml:space="preserve">Source: </w:t>
+      </w:r>
+      <w:r>
+        <w:t>https://www.youtube.com/watch?v=XRsJRqipSx8</w:t>
+      </w:r>
+    </w:p>
+    <w:p/>
+    <w:p>
+      <w:r>
+        <w:rPr>
+          <w:b/>
+        </w:rPr>
+        <w:t xml:space="preserve">Score: </w:t>
+      </w:r>
+      <w:r>
+        <w:t>80</w:t>
+      </w:r>
+    </w:p>
+    <w:p>
+      <w:r>
+        <w:rPr>
+          <w:b/>
+        </w:rPr>
+        <w:t xml:space="preserve">Comment: </w:t>
+      </w:r>
+      <w:r>
+        <w:t>Why isnt zobel network included in speakers? Since we would expect a flat impedance curve visible to the outside.</w:t>
+      </w:r>
+    </w:p>
+    <w:p>
+      <w:r>
+        <w:rPr>
+          <w:b/>
+        </w:rPr>
+        <w:t xml:space="preserve">Reason: </w:t>
+      </w:r>
+      <w:r>
+        <w:t>The comment mentions 'unruliness' which is a key concept in the topic title. Additionally, it discusses impedance curves and distortion, which are mentioned in the topic description as parameters to be mitigated by taming unruliness.</w:t>
+      </w:r>
+    </w:p>
+    <w:p>
+      <w:r>
+        <w:rPr>
+          <w:b/>
+        </w:rPr>
+        <w:t xml:space="preserve">Source: </w:t>
+      </w:r>
+      <w:r>
+        <w:t>https://www.youtube.com/watch?v=XRsJRqipSx8</w:t>
+      </w:r>
+    </w:p>
+    <w:p/>
+    <w:p>
+      <w:r>
+        <w:rPr>
+          <w:b/>
+        </w:rPr>
+        <w:t xml:space="preserve">Score: </w:t>
+      </w:r>
+      <w:r>
+        <w:t>80</w:t>
+      </w:r>
+    </w:p>
+    <w:p>
+      <w:r>
+        <w:rPr>
+          <w:b/>
+        </w:rPr>
+        <w:t xml:space="preserve">Comment: </w:t>
+      </w:r>
+      <w:r>
+        <w:t>For my 2-way Lancelot speaker, I compared a 2nd order filter with a 1st order + Zobel for the Altec 414. Both yielded nearly the same freq. response. However, whereas with the 2nd order crossover the sound signature of the capacitor was clearly audible, with the Zobel setup that effect was not directly noticeable which surprised me.</w:t>
+      </w:r>
+    </w:p>
+    <w:p>
+      <w:r>
+        <w:rPr>
+          <w:b/>
+        </w:rPr>
+        <w:t xml:space="preserve">Reason: </w:t>
+      </w:r>
+      <w:r>
+        <w:t>The comment mentions specific audio equipment (Lancelot speaker, Altec 414) and techniques (2nd order filter, 1st order + Zobel crossover) that are related to the topic 'Taming Unruliness', which suggests mitigating distortion in amplifier output. The comment's discussion of frequency response and sound signature also aligns with the topic's focus on controlling unruly audio behavior.</w:t>
+      </w:r>
+    </w:p>
+    <w:p>
+      <w:r>
+        <w:rPr>
+          <w:b/>
+        </w:rPr>
+        <w:t xml:space="preserve">Source: </w:t>
+      </w:r>
+      <w:r>
+        <w:t>https://www.youtube.com/watch?v=XRsJRqipSx8</w:t>
+      </w:r>
+    </w:p>
     <w:p/>
     <w:p>
       <w:pPr>
@@ -971,6 +1013,23 @@
       </w:r>
     </w:p>
     <w:p>
+      <w:r>
+        <w:rPr>
+          <w:b/>
+        </w:rPr>
+        <w:t>Correlated (true): 1 (5.9%)</w:t>
+      </w:r>
+      <w:r>
+        <w:br/>
+      </w:r>
+      <w:r>
+        <w:rPr>
+          <w:b/>
+        </w:rPr>
+        <w:t>Score &gt;= 60: 1 (5.9%)</w:t>
+      </w:r>
+    </w:p>
+    <w:p>
       <w:pPr>
         <w:pStyle w:val="Heading3"/>
       </w:pPr>
@@ -978,86 +1037,50 @@
         <w:t>Top 1 Correlated Comments:</w:t>
       </w:r>
     </w:p>
-    <w:tbl>
-      <w:tblPr>
-        <w:tblStyle w:val="TableGrid"/>
-        <w:tblW w:type="auto" w:w="0"/>
-        <w:tblLayout w:type="autofit"/>
-        <w:tblLook w:firstColumn="1" w:firstRow="1" w:lastColumn="0" w:lastRow="0" w:noHBand="0" w:noVBand="1" w:val="04A0"/>
-      </w:tblPr>
-      <w:tblGrid>
-        <w:gridCol w:w="2880"/>
-        <w:gridCol w:w="2880"/>
-        <w:gridCol w:w="2880"/>
-      </w:tblGrid>
-      <w:tr>
-        <w:tc>
-          <w:tcPr>
-            <w:tcW w:type="dxa" w:w="2880"/>
-          </w:tcPr>
-          <w:p>
-            <w:r>
-              <w:t>Score</w:t>
-            </w:r>
-          </w:p>
-        </w:tc>
-        <w:tc>
-          <w:tcPr>
-            <w:tcW w:type="dxa" w:w="2880"/>
-          </w:tcPr>
-          <w:p>
-            <w:r>
-              <w:t>Comment</w:t>
-            </w:r>
-          </w:p>
-        </w:tc>
-        <w:tc>
-          <w:tcPr>
-            <w:tcW w:type="dxa" w:w="2880"/>
-          </w:tcPr>
-          <w:p>
-            <w:r>
-              <w:t>Reason</w:t>
-            </w:r>
-          </w:p>
-        </w:tc>
-      </w:tr>
-      <w:tr>
-        <w:tc>
-          <w:tcPr>
-            <w:tcW w:type="dxa" w:w="2880"/>
-          </w:tcPr>
-          <w:p>
-            <w:r>
-              <w:t>80</w:t>
-            </w:r>
-          </w:p>
-        </w:tc>
-        <w:tc>
-          <w:tcPr>
-            <w:tcW w:type="dxa" w:w="2880"/>
-          </w:tcPr>
-          <w:p>
-            <w:r>
-              <w:t xml:space="preserve"> @labalo5  yeah you don't want it dropping so find its  lowest point and make an average</w:t>
-              <w:br/>
-              <w:br/>
-              <w:t>[Source](https://www.youtube.com/watch?v=XRsJRqipSx8)</w:t>
-            </w:r>
-          </w:p>
-        </w:tc>
-        <w:tc>
-          <w:tcPr>
-            <w:tcW w:type="dxa" w:w="2880"/>
-          </w:tcPr>
-          <w:p>
-            <w:r>
-              <w:t>The comment discusses the importance of not allowing information to 'drop' and suggests finding a lowest point and making an average, which is directly related to the concept of information loss and its implications.</w:t>
-            </w:r>
-          </w:p>
-        </w:tc>
-      </w:tr>
-    </w:tbl>
+    <w:p>
+      <w:r>
+        <w:rPr>
+          <w:b/>
+        </w:rPr>
+        <w:t xml:space="preserve">Score: </w:t>
+      </w:r>
+      <w:r>
+        <w:t>80</w:t>
+      </w:r>
+    </w:p>
+    <w:p>
+      <w:r>
+        <w:rPr>
+          <w:b/>
+        </w:rPr>
+        <w:t xml:space="preserve">Comment: </w:t>
+      </w:r>
+      <w:r>
+        <w:t>@labalo5  yeah you don't want it dropping so find its  lowest point and make an average</w:t>
+      </w:r>
+    </w:p>
+    <w:p>
+      <w:r>
+        <w:rPr>
+          <w:b/>
+        </w:rPr>
+        <w:t xml:space="preserve">Reason: </w:t>
+      </w:r>
+      <w:r>
+        <w:t>The comment discusses the importance of not allowing information to 'drop' and suggests finding a lowest point and making an average, which is directly related to the concept of information loss and its implications.</w:t>
+      </w:r>
+    </w:p>
+    <w:p>
+      <w:r>
+        <w:rPr>
+          <w:b/>
+        </w:rPr>
+        <w:t xml:space="preserve">Source: </w:t>
+      </w:r>
+      <w:r>
+        <w:t>https://www.youtube.com/watch?v=XRsJRqipSx8</w:t>
+      </w:r>
+    </w:p>
     <w:p/>
     <w:p>
       <w:pPr>
@@ -1213,6 +1236,23 @@
       </w:r>
     </w:p>
     <w:p>
+      <w:r>
+        <w:rPr>
+          <w:b/>
+        </w:rPr>
+        <w:t>Correlated (true): 4 (23.5%)</w:t>
+      </w:r>
+      <w:r>
+        <w:br/>
+      </w:r>
+      <w:r>
+        <w:rPr>
+          <w:b/>
+        </w:rPr>
+        <w:t>Score &gt;= 60: 4 (23.5%)</w:t>
+      </w:r>
+    </w:p>
+    <w:p>
       <w:pPr>
         <w:pStyle w:val="Heading3"/>
       </w:pPr>
@@ -1220,191 +1260,185 @@
         <w:t>Top 4 Correlated Comments:</w:t>
       </w:r>
     </w:p>
-    <w:tbl>
-      <w:tblPr>
-        <w:tblStyle w:val="TableGrid"/>
-        <w:tblW w:type="auto" w:w="0"/>
-        <w:tblLayout w:type="autofit"/>
-        <w:tblLook w:firstColumn="1" w:firstRow="1" w:lastColumn="0" w:lastRow="0" w:noHBand="0" w:noVBand="1" w:val="04A0"/>
-      </w:tblPr>
-      <w:tblGrid>
-        <w:gridCol w:w="2880"/>
-        <w:gridCol w:w="2880"/>
-        <w:gridCol w:w="2880"/>
-      </w:tblGrid>
-      <w:tr>
-        <w:tc>
-          <w:tcPr>
-            <w:tcW w:type="dxa" w:w="2880"/>
-          </w:tcPr>
-          <w:p>
-            <w:r>
-              <w:t>Score</w:t>
-            </w:r>
-          </w:p>
-        </w:tc>
-        <w:tc>
-          <w:tcPr>
-            <w:tcW w:type="dxa" w:w="2880"/>
-          </w:tcPr>
-          <w:p>
-            <w:r>
-              <w:t>Comment</w:t>
-            </w:r>
-          </w:p>
-        </w:tc>
-        <w:tc>
-          <w:tcPr>
-            <w:tcW w:type="dxa" w:w="2880"/>
-          </w:tcPr>
-          <w:p>
-            <w:r>
-              <w:t>Reason</w:t>
-            </w:r>
-          </w:p>
-        </w:tc>
-      </w:tr>
-      <w:tr>
-        <w:tc>
-          <w:tcPr>
-            <w:tcW w:type="dxa" w:w="2880"/>
-          </w:tcPr>
-          <w:p>
-            <w:r>
-              <w:t>85</w:t>
-            </w:r>
-          </w:p>
-        </w:tc>
-        <w:tc>
-          <w:tcPr>
-            <w:tcW w:type="dxa" w:w="2880"/>
-          </w:tcPr>
-          <w:p>
-            <w:r>
-              <w:t>For my 2-way Lancelot speaker, I compared a 2nd order filter with a 1st order + Zobel for the Altec 414. Both yielded nearly the same freq. response. However, whereas with the 2nd order crossover the sound signature of the capacitor was clearly audible, with the Zobel setup that effect was not directly noticeable which surprised me.</w:t>
-              <w:br/>
-              <w:br/>
-              <w:t>[Source](https://www.youtube.com/watch?v=XRsJRqipSx8)</w:t>
-            </w:r>
-          </w:p>
-        </w:tc>
-        <w:tc>
-          <w:tcPr>
-            <w:tcW w:type="dxa" w:w="2880"/>
-          </w:tcPr>
-          <w:p>
-            <w:r>
-              <w:t>The comment discusses the use of distortion correction methods (2nd order filter and Zobel setup) to improve frequency response, which directly relates to the topic's description of masquerading distortion. The specific mention of capacitor sound signature also overlaps with the topic's focus on masking high frequencies.</w:t>
-            </w:r>
-          </w:p>
-        </w:tc>
-      </w:tr>
-      <w:tr>
-        <w:tc>
-          <w:tcPr>
-            <w:tcW w:type="dxa" w:w="2880"/>
-          </w:tcPr>
-          <w:p>
-            <w:r>
-              <w:t>80</w:t>
-            </w:r>
-          </w:p>
-        </w:tc>
-        <w:tc>
-          <w:tcPr>
-            <w:tcW w:type="dxa" w:w="2880"/>
-          </w:tcPr>
-          <w:p>
-            <w:r>
-              <w:t>You don't need a zobel network necessarily you need a resistor network to stabilise it's impedance so it doesn't drop too low. So it gives you a steady impedance across the speaker range whatever that is. you want it to be. You need to use non-inductive resistance metal film. There's no loss of information if it's done correctly. It's got nothing to do with distortion from your amplifier increase damping factor there's a better load for the amplifier yes reduces  distortion further if you're driving it hard. something wrong if you're hearing distortion what you're saying that's more of a power issue</w:t>
-              <w:br/>
-              <w:br/>
-              <w:t>[Source](https://www.youtube.com/watch?v=XRsJRqipSx8)</w:t>
-            </w:r>
-          </w:p>
-        </w:tc>
-        <w:tc>
-          <w:tcPr>
-            <w:tcW w:type="dxa" w:w="2880"/>
-          </w:tcPr>
-          <w:p>
-            <w:r>
-              <w:t>The comment discusses impedance stabilization and damping factor, which are directly related to the topic of masquerading distortion. The mention of amplifier distortion and power issue also overlaps with the topic's description of amplifiers masking high frequencies.</w:t>
-            </w:r>
-          </w:p>
-        </w:tc>
-      </w:tr>
-      <w:tr>
-        <w:tc>
-          <w:tcPr>
-            <w:tcW w:type="dxa" w:w="2880"/>
-          </w:tcPr>
-          <w:p>
-            <w:r>
-              <w:t>80</w:t>
-            </w:r>
-          </w:p>
-        </w:tc>
-        <w:tc>
-          <w:tcPr>
-            <w:tcW w:type="dxa" w:w="2880"/>
-          </w:tcPr>
-          <w:p>
-            <w:r>
-              <w:t>I agree here. Stabilize it with the proper resistor network so through impedance stays up constant as it can</w:t>
-              <w:br/>
-              <w:br/>
-              <w:t>[Source](https://www.youtube.com/watch?v=XRsJRqipSx8)</w:t>
-            </w:r>
-          </w:p>
-        </w:tc>
-        <w:tc>
-          <w:tcPr>
-            <w:tcW w:type="dxa" w:w="2880"/>
-          </w:tcPr>
-          <w:p>
-            <w:r>
-              <w:t>The comment mentions 'stabilize it', which matches the idea of 'masquerading distortion' in the topic description. Additionally, the mention of 'proper resistor network' and 'impedance stays up constant' is related to the concept of masking high frequencies with distortion content, as described in the topic.</w:t>
-            </w:r>
-          </w:p>
-        </w:tc>
-      </w:tr>
-      <w:tr>
-        <w:tc>
-          <w:tcPr>
-            <w:tcW w:type="dxa" w:w="2880"/>
-          </w:tcPr>
-          <w:p>
-            <w:r>
-              <w:t>60</w:t>
-            </w:r>
-          </w:p>
-        </w:tc>
-        <w:tc>
-          <w:tcPr>
-            <w:tcW w:type="dxa" w:w="2880"/>
-          </w:tcPr>
-          <w:p>
-            <w:r>
-              <w:t xml:space="preserve"> @labalo5  yeah you don't want it dropping so find its  lowest point and make an average</w:t>
-              <w:br/>
-              <w:br/>
-              <w:t>[Source](https://www.youtube.com/watch?v=XRsJRqipSx8)</w:t>
-            </w:r>
-          </w:p>
-        </w:tc>
-        <w:tc>
-          <w:tcPr>
-            <w:tcW w:type="dxa" w:w="2880"/>
-          </w:tcPr>
-          <w:p>
-            <w:r>
-              <w:t>The comment mentions 'lowest point' which is related to finding the lowest frequency point of distortion mentioned in the topic. Although it doesn't directly discuss masquerading or masking, the terminology and concept of identifying a low point aligns with the topic's description.</w:t>
-            </w:r>
-          </w:p>
-        </w:tc>
-      </w:tr>
-    </w:tbl>
+    <w:p>
+      <w:r>
+        <w:rPr>
+          <w:b/>
+        </w:rPr>
+        <w:t xml:space="preserve">Score: </w:t>
+      </w:r>
+      <w:r>
+        <w:t>85</w:t>
+      </w:r>
+    </w:p>
+    <w:p>
+      <w:r>
+        <w:rPr>
+          <w:b/>
+        </w:rPr>
+        <w:t xml:space="preserve">Comment: </w:t>
+      </w:r>
+      <w:r>
+        <w:t>For my 2-way Lancelot speaker, I compared a 2nd order filter with a 1st order + Zobel for the Altec 414. Both yielded nearly the same freq. response. However, whereas with the 2nd order crossover the sound signature of the capacitor was clearly audible, with the Zobel setup that effect was not directly noticeable which surprised me.</w:t>
+      </w:r>
+    </w:p>
+    <w:p>
+      <w:r>
+        <w:rPr>
+          <w:b/>
+        </w:rPr>
+        <w:t xml:space="preserve">Reason: </w:t>
+      </w:r>
+      <w:r>
+        <w:t>The comment discusses the use of distortion correction methods (2nd order filter and Zobel setup) to improve frequency response, which directly relates to the topic's description of masquerading distortion. The specific mention of capacitor sound signature also overlaps with the topic's focus on masking high frequencies.</w:t>
+      </w:r>
+    </w:p>
+    <w:p>
+      <w:r>
+        <w:rPr>
+          <w:b/>
+        </w:rPr>
+        <w:t xml:space="preserve">Source: </w:t>
+      </w:r>
+      <w:r>
+        <w:t>https://www.youtube.com/watch?v=XRsJRqipSx8</w:t>
+      </w:r>
+    </w:p>
+    <w:p/>
+    <w:p>
+      <w:r>
+        <w:rPr>
+          <w:b/>
+        </w:rPr>
+        <w:t xml:space="preserve">Score: </w:t>
+      </w:r>
+      <w:r>
+        <w:t>80</w:t>
+      </w:r>
+    </w:p>
+    <w:p>
+      <w:r>
+        <w:rPr>
+          <w:b/>
+        </w:rPr>
+        <w:t xml:space="preserve">Comment: </w:t>
+      </w:r>
+      <w:r>
+        <w:t>You don't need a zobel network necessarily you need a resistor network to stabilise it's impedance so it doesn't drop too low. So it gives you a steady impedance across the speaker range whatever that is. you want it to be. You need to use non-inductive resistance metal film. There's no loss of information if it's done correctly. It's got nothing to do with distortion from your amplifier increase damping factor there's a better load for the amplifier yes reduces  distortion further if you're driving it hard. something wrong if you're hearing distortion what you're saying that's more of a power issue</w:t>
+      </w:r>
+    </w:p>
+    <w:p>
+      <w:r>
+        <w:rPr>
+          <w:b/>
+        </w:rPr>
+        <w:t xml:space="preserve">Reason: </w:t>
+      </w:r>
+      <w:r>
+        <w:t>The comment discusses impedance stabilization and damping factor, which are directly related to the topic of masquerading distortion. The mention of amplifier distortion and power issue also overlaps with the topic's description of amplifiers masking high frequencies.</w:t>
+      </w:r>
+    </w:p>
+    <w:p>
+      <w:r>
+        <w:rPr>
+          <w:b/>
+        </w:rPr>
+        <w:t xml:space="preserve">Source: </w:t>
+      </w:r>
+      <w:r>
+        <w:t>https://www.youtube.com/watch?v=XRsJRqipSx8</w:t>
+      </w:r>
+    </w:p>
+    <w:p/>
+    <w:p>
+      <w:r>
+        <w:rPr>
+          <w:b/>
+        </w:rPr>
+        <w:t xml:space="preserve">Score: </w:t>
+      </w:r>
+      <w:r>
+        <w:t>80</w:t>
+      </w:r>
+    </w:p>
+    <w:p>
+      <w:r>
+        <w:rPr>
+          <w:b/>
+        </w:rPr>
+        <w:t xml:space="preserve">Comment: </w:t>
+      </w:r>
+      <w:r>
+        <w:t>I agree here. Stabilize it with the proper resistor network so through impedance stays up constant as it can</w:t>
+      </w:r>
+    </w:p>
+    <w:p>
+      <w:r>
+        <w:rPr>
+          <w:b/>
+        </w:rPr>
+        <w:t xml:space="preserve">Reason: </w:t>
+      </w:r>
+      <w:r>
+        <w:t>The comment mentions 'stabilize it', which matches the idea of 'masquerading distortion' in the topic description. Additionally, the mention of 'proper resistor network' and 'impedance stays up constant' is related to the concept of masking high frequencies with distortion content, as described in the topic.</w:t>
+      </w:r>
+    </w:p>
+    <w:p>
+      <w:r>
+        <w:rPr>
+          <w:b/>
+        </w:rPr>
+        <w:t xml:space="preserve">Source: </w:t>
+      </w:r>
+      <w:r>
+        <w:t>https://www.youtube.com/watch?v=XRsJRqipSx8</w:t>
+      </w:r>
+    </w:p>
+    <w:p/>
+    <w:p>
+      <w:r>
+        <w:rPr>
+          <w:b/>
+        </w:rPr>
+        <w:t xml:space="preserve">Score: </w:t>
+      </w:r>
+      <w:r>
+        <w:t>60</w:t>
+      </w:r>
+    </w:p>
+    <w:p>
+      <w:r>
+        <w:rPr>
+          <w:b/>
+        </w:rPr>
+        <w:t xml:space="preserve">Comment: </w:t>
+      </w:r>
+      <w:r>
+        <w:t>@labalo5  yeah you don't want it dropping so find its  lowest point and make an average</w:t>
+      </w:r>
+    </w:p>
+    <w:p>
+      <w:r>
+        <w:rPr>
+          <w:b/>
+        </w:rPr>
+        <w:t xml:space="preserve">Reason: </w:t>
+      </w:r>
+      <w:r>
+        <w:t>The comment mentions 'lowest point' which is related to finding the lowest frequency point of distortion mentioned in the topic. Although it doesn't directly discuss masquerading or masking, the terminology and concept of identifying a low point aligns with the topic's description.</w:t>
+      </w:r>
+    </w:p>
+    <w:p>
+      <w:r>
+        <w:rPr>
+          <w:b/>
+        </w:rPr>
+        <w:t xml:space="preserve">Source: </w:t>
+      </w:r>
+      <w:r>
+        <w:t>https://www.youtube.com/watch?v=XRsJRqipSx8</w:t>
+      </w:r>
+    </w:p>
     <w:p/>
     <w:p>
       <w:pPr>
@@ -1557,6 +1591,23 @@
           <w:i/>
         </w:rPr>
         <w:t>Description: Because most of that hard distortion is gone and you are able to hear high frequencies coming out from your loudspeaker.</w:t>
+      </w:r>
+    </w:p>
+    <w:p>
+      <w:r>
+        <w:rPr>
+          <w:b/>
+        </w:rPr>
+        <w:t>Correlated (true): 0 (0.0%)</w:t>
+      </w:r>
+      <w:r>
+        <w:br/>
+      </w:r>
+      <w:r>
+        <w:rPr>
+          <w:b/>
+        </w:rPr>
+        <w:t>Score &gt;= 60: 0 (0.0%)</w:t>
       </w:r>
     </w:p>
     <w:p>

--- a/TranscriptAnalysis/results_youtube/correlation_conventional/XRsJRqipSx8/XRsJRqipSx8_correlation_topics_n0_p15_m6.docx
+++ b/TranscriptAnalysis/results_youtube/correlation_conventional/XRsJRqipSx8/XRsJRqipSx8_correlation_topics_n0_p15_m6.docx
@@ -221,6 +221,15 @@
           <w:b/>
         </w:rPr>
         <w:t>Score &gt;= 60: 5 (29.4%)</w:t>
+      </w:r>
+      <w:r>
+        <w:br/>
+      </w:r>
+      <w:r>
+        <w:rPr>
+          <w:b/>
+        </w:rPr>
+        <w:t>Average Score (of valid matches): 82.00</w:t>
       </w:r>
     </w:p>
     <w:p>
@@ -625,6 +634,15 @@
         </w:rPr>
         <w:t>Score &gt;= 60: 6 (35.3%)</w:t>
       </w:r>
+      <w:r>
+        <w:br/>
+      </w:r>
+      <w:r>
+        <w:rPr>
+          <w:b/>
+        </w:rPr>
+        <w:t>Average Score (of valid matches): 81.67</w:t>
+      </w:r>
     </w:p>
     <w:p>
       <w:pPr>
@@ -1028,6 +1046,15 @@
         </w:rPr>
         <w:t>Score &gt;= 60: 1 (5.9%)</w:t>
       </w:r>
+      <w:r>
+        <w:br/>
+      </w:r>
+      <w:r>
+        <w:rPr>
+          <w:b/>
+        </w:rPr>
+        <w:t>Average Score (of valid matches): 80.00</w:t>
+      </w:r>
     </w:p>
     <w:p>
       <w:pPr>
@@ -1250,6 +1277,15 @@
           <w:b/>
         </w:rPr>
         <w:t>Score &gt;= 60: 4 (23.5%)</w:t>
+      </w:r>
+      <w:r>
+        <w:br/>
+      </w:r>
+      <w:r>
+        <w:rPr>
+          <w:b/>
+        </w:rPr>
+        <w:t>Average Score (of valid matches): 76.25</w:t>
       </w:r>
     </w:p>
     <w:p>
@@ -1609,6 +1645,15 @@
         </w:rPr>
         <w:t>Score &gt;= 60: 0 (0.0%)</w:t>
       </w:r>
+      <w:r>
+        <w:br/>
+      </w:r>
+      <w:r>
+        <w:rPr>
+          <w:b/>
+        </w:rPr>
+        <w:t>Average Score (of valid matches): 0.00</w:t>
+      </w:r>
     </w:p>
     <w:p>
       <w:pPr>
